--- a/Sprint_planing_PIM2.docx
+++ b/Sprint_planing_PIM2.docx
@@ -602,6 +602,131 @@
           <w:bCs w:val="1"/>
         </w:rPr>
       </w:pPr>
+      <w:r>
+        <w:rPr>
+          <w:rtl w:val="0"/>
+        </w:rPr>
+      </w:r>
+    </w:p>
+    <w:p>
+      <w:pPr>
+        <w:jc w:val="both"/>
+        <w:rPr/>
+      </w:pPr>
+      <w:r>
+        <w:rPr>
+          <w:b w:val="1"/>
+          <w:bCs w:val="1"/>
+          <w:rtl w:val="0"/>
+        </w:rPr>
+        <w:t xml:space="preserve">US01 - </w:t>
+      </w:r>
+      <w:r>
+        <w:rPr>
+          <w:rtl w:val="0"/>
+        </w:rPr>
+        <w:t xml:space="preserve">Como dono eu quero poder gerenciar minha agenda com facilidade sem ser por whatsapp.</w:t>
+      </w:r>
+    </w:p>
+    <w:p>
+      <w:pPr>
+        <w:jc w:val="both"/>
+        <w:rPr/>
+      </w:pPr>
+      <w:r>
+        <w:rPr>
+          <w:b w:val="1"/>
+          <w:bCs w:val="1"/>
+          <w:rtl w:val="0"/>
+        </w:rPr>
+        <w:t xml:space="preserve">US02 - </w:t>
+      </w:r>
+      <w:r>
+        <w:rPr>
+          <w:rtl w:val="0"/>
+        </w:rPr>
+        <w:t xml:space="preserve">Como dono eu quero poder visualizar o histórico de serviços já realizados.</w:t>
+      </w:r>
+    </w:p>
+    <w:p>
+      <w:pPr>
+        <w:jc w:val="both"/>
+        <w:rPr/>
+      </w:pPr>
+      <w:r>
+        <w:rPr>
+          <w:b w:val="1"/>
+          <w:bCs w:val="1"/>
+          <w:rtl w:val="0"/>
+        </w:rPr>
+        <w:t xml:space="preserve">US03 - </w:t>
+      </w:r>
+      <w:r>
+        <w:rPr>
+          <w:rtl w:val="0"/>
+        </w:rPr>
+        <w:t xml:space="preserve">Como dono eu quero poder cadastrar no sistema novos serviços junto com informações como seus valores.</w:t>
+      </w:r>
+    </w:p>
+    <w:p>
+      <w:pPr>
+        <w:rPr/>
+      </w:pPr>
+      <w:r>
+        <w:rPr>
+          <w:b w:val="1"/>
+          <w:bCs w:val="1"/>
+          <w:rtl w:val="0"/>
+        </w:rPr>
+        <w:t xml:space="preserve">US04 - </w:t>
+      </w:r>
+      <w:r>
+        <w:rPr>
+          <w:rtl w:val="0"/>
+        </w:rPr>
+        <w:t xml:space="preserve">Como cliente eu quero poder me cadastrar para poder manter meus dados salvos.</w:t>
+      </w:r>
+    </w:p>
+    <w:p>
+      <w:pPr>
+        <w:rPr/>
+      </w:pPr>
+      <w:r>
+        <w:rPr>
+          <w:b w:val="1"/>
+          <w:bCs w:val="1"/>
+          <w:rtl w:val="0"/>
+        </w:rPr>
+        <w:t xml:space="preserve">US05 - </w:t>
+      </w:r>
+      <w:r>
+        <w:rPr>
+          <w:rtl w:val="0"/>
+        </w:rPr>
+        <w:t xml:space="preserve">Como cliente eu quero poder visualizar as datas e horários disponíveis para agendamento para eu poder me programar.</w:t>
+      </w:r>
+    </w:p>
+    <w:p>
+      <w:pPr>
+        <w:rPr>
+          <w:b w:val="1"/>
+          <w:bCs w:val="1"/>
+        </w:rPr>
+      </w:pPr>
+      <w:r>
+        <w:rPr>
+          <w:b w:val="1"/>
+          <w:bCs w:val="1"/>
+          <w:rtl w:val="0"/>
+        </w:rPr>
+        <w:t xml:space="preserve">US07  - </w:t>
+      </w:r>
+      <w:r>
+        <w:rPr>
+          <w:rtl w:val="0"/>
+        </w:rPr>
+        <w:t xml:space="preserve">Como cliente eu quero poder marcar para cortar meu cabelo com praticidade assim como desmarcar também.</w:t>
+      </w:r>
       <w:r>
         <w:rPr>
           <w:rtl w:val="0"/>
@@ -1075,7 +1200,7 @@
           <w:bCs w:val="1"/>
           <w:rtl w:val="0"/>
         </w:rPr>
-        <w:t xml:space="preserve">US04 - </w:t>
+        <w:t xml:space="preserve">US03 - </w:t>
       </w:r>
       <w:r>
         <w:rPr>
@@ -2020,6 +2145,381 @@
         <w:rPr>
           <w:rtl w:val="0"/>
         </w:rPr>
+        <w:t xml:space="preserve">Como dono eu quero poder visualizar o histórico de serviços já realizados</w:t>
+      </w:r>
+    </w:p>
+    <w:p>
+      <w:pPr>
+        <w:jc w:val="both"/>
+        <w:rPr/>
+      </w:pPr>
+      <w:r>
+        <w:rPr>
+          <w:rtl w:val="0"/>
+        </w:rPr>
+        <w:t xml:space="preserve">.</w:t>
+      </w:r>
+    </w:p>
+    <w:p>
+      <w:pPr>
+        <w:rPr/>
+      </w:pPr>
+      <w:r>
+        <w:rPr>
+          <w:b w:val="1"/>
+          <w:bCs w:val="1"/>
+          <w:rtl w:val="0"/>
+        </w:rPr>
+        <w:t xml:space="preserve">T1 - </w:t>
+      </w:r>
+      <w:r>
+        <w:rPr>
+          <w:rtl w:val="0"/>
+        </w:rPr>
+        <w:t xml:space="preserve">Criar tela de histórico de serviços realizados. </w:t>
+      </w:r>
+      <w:r>
+        <w:rPr>
+          <w:b w:val="1"/>
+          <w:bCs w:val="1"/>
+          <w:rtl w:val="0"/>
+        </w:rPr>
+        <w:t xml:space="preserve">US02</w:t>
+      </w:r>
+      <w:r>
+        <w:rPr>
+          <w:rtl w:val="0"/>
+        </w:rPr>
+        <w:t xml:space="preserve"> - A fazer.</w:t>
+      </w:r>
+    </w:p>
+    <w:p>
+      <w:pPr>
+        <w:rPr/>
+      </w:pPr>
+      <w:r>
+        <w:rPr>
+          <w:b w:val="1"/>
+          <w:bCs w:val="1"/>
+          <w:rtl w:val="0"/>
+        </w:rPr>
+        <w:t xml:space="preserve">T2 -</w:t>
+      </w:r>
+      <w:r>
+        <w:rPr>
+          <w:rtl w:val="0"/>
+        </w:rPr>
+        <w:t xml:space="preserve"> Registrar o serviço realizado no histórico. </w:t>
+      </w:r>
+      <w:r>
+        <w:rPr>
+          <w:b w:val="1"/>
+          <w:bCs w:val="1"/>
+          <w:rtl w:val="0"/>
+        </w:rPr>
+        <w:t xml:space="preserve">US02 </w:t>
+      </w:r>
+      <w:r>
+        <w:rPr>
+          <w:rtl w:val="0"/>
+        </w:rPr>
+        <w:t xml:space="preserve">- A fazer.</w:t>
+      </w:r>
+    </w:p>
+    <w:p>
+      <w:pPr>
+        <w:rPr/>
+      </w:pPr>
+      <w:r>
+        <w:rPr>
+          <w:b w:val="1"/>
+          <w:bCs w:val="1"/>
+          <w:rtl w:val="0"/>
+        </w:rPr>
+        <w:t xml:space="preserve">T3 -</w:t>
+      </w:r>
+      <w:r>
+        <w:rPr>
+          <w:rtl w:val="0"/>
+        </w:rPr>
+        <w:t xml:space="preserve"> Exibir qual serviço foi realizado. </w:t>
+      </w:r>
+      <w:r>
+        <w:rPr>
+          <w:b w:val="1"/>
+          <w:bCs w:val="1"/>
+          <w:rtl w:val="0"/>
+        </w:rPr>
+        <w:t xml:space="preserve">US02</w:t>
+      </w:r>
+      <w:r>
+        <w:rPr>
+          <w:rtl w:val="0"/>
+        </w:rPr>
+        <w:t xml:space="preserve"> - A fazer.</w:t>
+      </w:r>
+    </w:p>
+    <w:p>
+      <w:pPr>
+        <w:rPr/>
+      </w:pPr>
+      <w:r>
+        <w:rPr>
+          <w:b w:val="1"/>
+          <w:bCs w:val="1"/>
+          <w:rtl w:val="0"/>
+        </w:rPr>
+        <w:t xml:space="preserve">T4 -</w:t>
+      </w:r>
+      <w:r>
+        <w:rPr>
+          <w:rtl w:val="0"/>
+        </w:rPr>
+        <w:t xml:space="preserve"> Exibir data e horário em que o serviço foi realizado. </w:t>
+      </w:r>
+      <w:r>
+        <w:rPr>
+          <w:b w:val="1"/>
+          <w:bCs w:val="1"/>
+          <w:rtl w:val="0"/>
+        </w:rPr>
+        <w:t xml:space="preserve">US02</w:t>
+      </w:r>
+      <w:r>
+        <w:rPr>
+          <w:rtl w:val="0"/>
+        </w:rPr>
+        <w:t xml:space="preserve"> - A fazer.</w:t>
+      </w:r>
+    </w:p>
+    <w:p>
+      <w:pPr>
+        <w:rPr/>
+      </w:pPr>
+      <w:r>
+        <w:rPr>
+          <w:b w:val="1"/>
+          <w:bCs w:val="1"/>
+          <w:rtl w:val="0"/>
+        </w:rPr>
+        <w:t xml:space="preserve">T5 -</w:t>
+      </w:r>
+      <w:r>
+        <w:rPr>
+          <w:rtl w:val="0"/>
+        </w:rPr>
+        <w:t xml:space="preserve"> Exibir informações do barbeiro responsável pelo serviço. </w:t>
+      </w:r>
+      <w:r>
+        <w:rPr>
+          <w:b w:val="1"/>
+          <w:bCs w:val="1"/>
+          <w:rtl w:val="0"/>
+        </w:rPr>
+        <w:t xml:space="preserve">US02</w:t>
+      </w:r>
+      <w:r>
+        <w:rPr>
+          <w:rtl w:val="0"/>
+        </w:rPr>
+        <w:t xml:space="preserve"> - A fazer.</w:t>
+      </w:r>
+    </w:p>
+    <w:p>
+      <w:pPr>
+        <w:rPr/>
+      </w:pPr>
+      <w:r>
+        <w:rPr>
+          <w:b w:val="1"/>
+          <w:bCs w:val="1"/>
+          <w:rtl w:val="0"/>
+        </w:rPr>
+        <w:t xml:space="preserve">T6 -</w:t>
+      </w:r>
+      <w:r>
+        <w:rPr>
+          <w:rtl w:val="0"/>
+        </w:rPr>
+        <w:t xml:space="preserve"> Exibir informações do cliente atendido. </w:t>
+      </w:r>
+      <w:r>
+        <w:rPr>
+          <w:b w:val="1"/>
+          <w:bCs w:val="1"/>
+          <w:rtl w:val="0"/>
+        </w:rPr>
+        <w:t xml:space="preserve">US02</w:t>
+      </w:r>
+      <w:r>
+        <w:rPr>
+          <w:rtl w:val="0"/>
+        </w:rPr>
+        <w:t xml:space="preserve"> - A fazer.</w:t>
+      </w:r>
+    </w:p>
+    <w:p>
+      <w:pPr>
+        <w:rPr>
+          <w:b w:val="1"/>
+          <w:bCs w:val="1"/>
+        </w:rPr>
+      </w:pPr>
+      <w:r>
+        <w:rPr>
+          <w:b w:val="1"/>
+          <w:bCs w:val="1"/>
+          <w:rtl w:val="0"/>
+        </w:rPr>
+        <w:t xml:space="preserve">T7 - </w:t>
+      </w:r>
+      <w:r>
+        <w:rPr>
+          <w:rtl w:val="0"/>
+        </w:rPr>
+        <w:t xml:space="preserve">Testar o estoque e o histórico de serviços. </w:t>
+      </w:r>
+      <w:r>
+        <w:rPr>
+          <w:b w:val="1"/>
+          <w:bCs w:val="1"/>
+          <w:rtl w:val="0"/>
+        </w:rPr>
+        <w:t xml:space="preserve">US02/US03</w:t>
+      </w:r>
+      <w:r>
+        <w:rPr>
+          <w:rtl w:val="0"/>
+        </w:rPr>
+        <w:t xml:space="preserve"> - A fazer.</w:t>
+      </w:r>
+      <w:r>
+        <w:rPr>
+          <w:rtl w:val="0"/>
+        </w:rPr>
+      </w:r>
+    </w:p>
+    <w:p>
+      <w:pPr>
+        <w:jc w:val="both"/>
+        <w:rPr>
+          <w:b w:val="1"/>
+          <w:bCs w:val="1"/>
+        </w:rPr>
+      </w:pPr>
+      <w:r>
+        <w:rPr>
+          <w:rtl w:val="0"/>
+        </w:rPr>
+      </w:r>
+    </w:p>
+    <w:p>
+      <w:pPr>
+        <w:ind w:firstLine="720"/>
+        <w:jc w:val="both"/>
+        <w:rPr>
+          <w:b w:val="1"/>
+          <w:bCs w:val="1"/>
+        </w:rPr>
+      </w:pPr>
+      <w:r>
+        <w:rPr>
+          <w:rtl w:val="0"/>
+        </w:rPr>
+        <w:t xml:space="preserve">Ao final da Sprint 4, o esperado é que o dono deverá conseguir visualizar o histórico dos serviços realizados, contendo informações sobre o serviço, cliente, barbeiro, data e horário do atendimento</w:t>
+      </w:r>
+      <w:r>
+        <w:rPr>
+          <w:b w:val="1"/>
+          <w:bCs w:val="1"/>
+          <w:rtl w:val="0"/>
+        </w:rPr>
+        <w:t xml:space="preserve">. </w:t>
+      </w:r>
+    </w:p>
+    <w:p>
+      <w:pPr>
+        <w:ind w:firstLine="720"/>
+        <w:jc w:val="both"/>
+        <w:rPr>
+          <w:b w:val="1"/>
+          <w:bCs w:val="1"/>
+        </w:rPr>
+      </w:pPr>
+      <w:r>
+        <w:rPr>
+          <w:rtl w:val="0"/>
+        </w:rPr>
+      </w:r>
+    </w:p>
+    <w:p>
+      <w:pPr>
+        <w:jc w:val="center"/>
+        <w:rPr>
+          <w:b w:val="1"/>
+          <w:bCs w:val="1"/>
+        </w:rPr>
+      </w:pPr>
+      <w:r>
+        <w:rPr>
+          <w:b w:val="1"/>
+          <w:bCs w:val="1"/>
+          <w:rtl w:val="0"/>
+        </w:rPr>
+        <w:t xml:space="preserve">SPRINT - 5</w:t>
+      </w:r>
+    </w:p>
+    <w:p>
+      <w:pPr>
+        <w:jc w:val="center"/>
+        <w:rPr>
+          <w:b w:val="1"/>
+          <w:bCs w:val="1"/>
+        </w:rPr>
+      </w:pPr>
+      <w:r>
+        <w:rPr>
+          <w:rtl w:val="0"/>
+        </w:rPr>
+      </w:r>
+    </w:p>
+    <w:p>
+      <w:pPr>
+        <w:jc w:val="both"/>
+        <w:rPr/>
+      </w:pPr>
+      <w:r>
+        <w:rPr>
+          <w:b w:val="1"/>
+          <w:bCs w:val="1"/>
+          <w:rtl w:val="0"/>
+        </w:rPr>
+        <w:t xml:space="preserve">US01 - </w:t>
+      </w:r>
+      <w:r>
+        <w:rPr>
+          <w:rtl w:val="0"/>
+        </w:rPr>
+        <w:t xml:space="preserve">Como dono eu quero poder gerenciar minha agenda com facilidade sem ser por whatsapp.</w:t>
+      </w:r>
+    </w:p>
+    <w:p>
+      <w:pPr>
+        <w:jc w:val="both"/>
+        <w:rPr/>
+      </w:pPr>
+      <w:r>
+        <w:rPr>
+          <w:b w:val="1"/>
+          <w:bCs w:val="1"/>
+          <w:rtl w:val="0"/>
+        </w:rPr>
+        <w:t xml:space="preserve">US02 - </w:t>
+      </w:r>
+      <w:r>
+        <w:rPr>
+          <w:rtl w:val="0"/>
+        </w:rPr>
         <w:t xml:space="preserve">Como dono eu quero poder visualizar o histórico de serviços já realizados.</w:t>
       </w:r>
     </w:p>
@@ -2040,48 +2540,113 @@
         <w:rPr>
           <w:rtl w:val="0"/>
         </w:rPr>
-        <w:t xml:space="preserve">Como dono eu quero aproveitar o sistema para poder visualizar meu estoque de produtos, algo simples apenas a quantidade que tem para saber o que está faltando.</w:t>
-      </w:r>
-    </w:p>
-    <w:p>
-      <w:pPr>
-        <w:jc w:val="both"/>
-        <w:rPr>
-          <w:b w:val="1"/>
-          <w:bCs w:val="1"/>
-        </w:rPr>
-      </w:pPr>
-      <w:r>
-        <w:rPr>
-          <w:rtl w:val="0"/>
-        </w:rPr>
-      </w:r>
-    </w:p>
-    <w:p>
-      <w:pPr>
-        <w:rPr/>
-      </w:pPr>
-      <w:r>
-        <w:rPr>
-          <w:b w:val="1"/>
-          <w:bCs w:val="1"/>
-          <w:rtl w:val="0"/>
-        </w:rPr>
-        <w:t xml:space="preserve">T1 -</w:t>
-      </w:r>
-      <w:r>
-        <w:rPr>
-          <w:rtl w:val="0"/>
-        </w:rPr>
-        <w:t xml:space="preserve"> Criar tela de estoque.</w:t>
-      </w:r>
-      <w:r>
-        <w:rPr>
-          <w:b w:val="1"/>
-          <w:bCs w:val="1"/>
-          <w:rtl w:val="0"/>
-        </w:rPr>
-        <w:t xml:space="preserve"> US03 </w:t>
+        <w:t xml:space="preserve">Como dono eu quero poder cadastrar no sistema novos serviços junto com informações como seus valores.</w:t>
+      </w:r>
+    </w:p>
+    <w:p>
+      <w:pPr>
+        <w:rPr/>
+      </w:pPr>
+      <w:r>
+        <w:rPr>
+          <w:b w:val="1"/>
+          <w:bCs w:val="1"/>
+          <w:rtl w:val="0"/>
+        </w:rPr>
+        <w:t xml:space="preserve">US04 - </w:t>
+      </w:r>
+      <w:r>
+        <w:rPr>
+          <w:rtl w:val="0"/>
+        </w:rPr>
+        <w:t xml:space="preserve">Como cliente eu quero poder me cadastrar para poder manter meus dados salvos.</w:t>
+      </w:r>
+    </w:p>
+    <w:p>
+      <w:pPr>
+        <w:rPr/>
+      </w:pPr>
+      <w:r>
+        <w:rPr>
+          <w:b w:val="1"/>
+          <w:bCs w:val="1"/>
+          <w:rtl w:val="0"/>
+        </w:rPr>
+        <w:t xml:space="preserve">US05 - </w:t>
+      </w:r>
+      <w:r>
+        <w:rPr>
+          <w:rtl w:val="0"/>
+        </w:rPr>
+        <w:t xml:space="preserve">Como cliente eu quero poder visualizar as datas e horários disponíveis para agendamento para eu poder me programar.</w:t>
+      </w:r>
+    </w:p>
+    <w:p>
+      <w:pPr>
+        <w:rPr>
+          <w:b w:val="1"/>
+          <w:bCs w:val="1"/>
+        </w:rPr>
+      </w:pPr>
+      <w:r>
+        <w:rPr>
+          <w:b w:val="1"/>
+          <w:bCs w:val="1"/>
+          <w:rtl w:val="0"/>
+        </w:rPr>
+        <w:t xml:space="preserve">US07  - </w:t>
+      </w:r>
+      <w:r>
+        <w:rPr>
+          <w:rtl w:val="0"/>
+        </w:rPr>
+        <w:t xml:space="preserve">Como cliente eu quero poder marcar para cortar meu cabelo com praticidade assim como desmarcar também.</w:t>
+      </w:r>
+      <w:r>
+        <w:rPr>
+          <w:rtl w:val="0"/>
+        </w:rPr>
+      </w:r>
+    </w:p>
+    <w:p>
+      <w:pPr>
+        <w:rPr>
+          <w:b w:val="1"/>
+          <w:bCs w:val="1"/>
+        </w:rPr>
+      </w:pPr>
+      <w:r>
+        <w:rPr>
+          <w:rtl w:val="0"/>
+        </w:rPr>
+      </w:r>
+    </w:p>
+    <w:p>
+      <w:pPr>
+        <w:jc w:val="both"/>
+        <w:rPr/>
+      </w:pPr>
+      <w:r>
+        <w:rPr>
+          <w:b w:val="1"/>
+          <w:bCs w:val="1"/>
+          <w:rtl w:val="0"/>
+        </w:rPr>
+        <w:t xml:space="preserve">T1 - </w:t>
+      </w:r>
+      <w:r>
+        <w:rPr>
+          <w:rtl w:val="0"/>
+        </w:rPr>
+        <w:t xml:space="preserve">controle de acesso dono e cliente. </w:t>
+      </w:r>
+      <w:r>
+        <w:rPr>
+          <w:b w:val="1"/>
+          <w:bCs w:val="1"/>
+          <w:rtl w:val="0"/>
+        </w:rPr>
+        <w:t xml:space="preserve">US01/US05 </w:t>
       </w:r>
       <w:r>
         <w:rPr>
@@ -2092,6 +2657,7 @@
     </w:p>
     <w:p>
       <w:pPr>
+        <w:jc w:val="both"/>
         <w:rPr/>
       </w:pPr>
       <w:r>
@@ -2106,15 +2672,15 @@
         <w:rPr>
           <w:rtl w:val="0"/>
         </w:rPr>
-        <w:t xml:space="preserve">Permitir cadastrar produtos no estoque. </w:t>
-      </w:r>
-      <w:r>
-        <w:rPr>
-          <w:b w:val="1"/>
-          <w:bCs w:val="1"/>
-          <w:rtl w:val="0"/>
-        </w:rPr>
-        <w:t xml:space="preserve">US03 </w:t>
+        <w:t xml:space="preserve">impedir que clientes acessem funções do dono. </w:t>
+      </w:r>
+      <w:r>
+        <w:rPr>
+          <w:b w:val="1"/>
+          <w:bCs w:val="1"/>
+          <w:rtl w:val="0"/>
+        </w:rPr>
+        <w:t xml:space="preserve">US01 </w:t>
       </w:r>
       <w:r>
         <w:rPr>
@@ -2125,29 +2691,200 @@
     </w:p>
     <w:p>
       <w:pPr>
-        <w:rPr/>
-      </w:pPr>
-      <w:r>
-        <w:rPr>
-          <w:b w:val="1"/>
-          <w:bCs w:val="1"/>
-          <w:rtl w:val="0"/>
-        </w:rPr>
-        <w:t xml:space="preserve">T3 -</w:t>
-      </w:r>
-      <w:r>
-        <w:rPr>
-          <w:rtl w:val="0"/>
-        </w:rPr>
-        <w:t xml:space="preserve"> Cadastrar nome e quantidade do produto.</w:t>
-      </w:r>
-      <w:r>
-        <w:rPr>
-          <w:b w:val="1"/>
-          <w:bCs w:val="1"/>
-          <w:rtl w:val="0"/>
-        </w:rPr>
-        <w:t xml:space="preserve"> US03 </w:t>
+        <w:jc w:val="both"/>
+        <w:rPr/>
+      </w:pPr>
+      <w:r>
+        <w:rPr>
+          <w:b w:val="1"/>
+          <w:bCs w:val="1"/>
+          <w:rtl w:val="0"/>
+        </w:rPr>
+        <w:t xml:space="preserve">T3 - </w:t>
+      </w:r>
+      <w:r>
+        <w:rPr>
+          <w:rtl w:val="0"/>
+        </w:rPr>
+        <w:t xml:space="preserve">exigir login para acessar as funcionalidades do sistema. </w:t>
+      </w:r>
+      <w:r>
+        <w:rPr>
+          <w:b w:val="1"/>
+          <w:bCs w:val="1"/>
+          <w:rtl w:val="0"/>
+        </w:rPr>
+        <w:t xml:space="preserve">US01/US05 - </w:t>
+      </w:r>
+      <w:r>
+        <w:rPr>
+          <w:rtl w:val="0"/>
+        </w:rPr>
+        <w:t xml:space="preserve">A fazer.</w:t>
+      </w:r>
+    </w:p>
+    <w:p>
+      <w:pPr>
+        <w:jc w:val="both"/>
+        <w:rPr/>
+      </w:pPr>
+      <w:r>
+        <w:rPr>
+          <w:b w:val="1"/>
+          <w:bCs w:val="1"/>
+          <w:rtl w:val="0"/>
+        </w:rPr>
+        <w:t xml:space="preserve">T4 - </w:t>
+      </w:r>
+      <w:r>
+        <w:rPr>
+          <w:rtl w:val="0"/>
+        </w:rPr>
+        <w:t xml:space="preserve">garantir que o clientes só possa editar os seus próprios dados. </w:t>
+      </w:r>
+      <w:r>
+        <w:rPr>
+          <w:b w:val="1"/>
+          <w:bCs w:val="1"/>
+          <w:rtl w:val="0"/>
+        </w:rPr>
+        <w:t xml:space="preserve">US05 - </w:t>
+      </w:r>
+      <w:r>
+        <w:rPr>
+          <w:rtl w:val="0"/>
+        </w:rPr>
+        <w:t xml:space="preserve"> A fazer.</w:t>
+      </w:r>
+    </w:p>
+    <w:p>
+      <w:pPr>
+        <w:jc w:val="both"/>
+        <w:rPr/>
+      </w:pPr>
+      <w:r>
+        <w:rPr>
+          <w:b w:val="1"/>
+          <w:bCs w:val="1"/>
+          <w:rtl w:val="0"/>
+        </w:rPr>
+        <w:t xml:space="preserve">T5 - </w:t>
+      </w:r>
+      <w:r>
+        <w:rPr>
+          <w:rtl w:val="0"/>
+        </w:rPr>
+        <w:t xml:space="preserve">garantir que o cliente só possa cancelar seus próprios agendamentos. </w:t>
+      </w:r>
+      <w:r>
+        <w:rPr>
+          <w:b w:val="1"/>
+          <w:bCs w:val="1"/>
+          <w:rtl w:val="0"/>
+        </w:rPr>
+        <w:t xml:space="preserve">US07 - </w:t>
+      </w:r>
+      <w:r>
+        <w:rPr>
+          <w:rtl w:val="0"/>
+        </w:rPr>
+        <w:t xml:space="preserve">A fazer.</w:t>
+      </w:r>
+    </w:p>
+    <w:p>
+      <w:pPr>
+        <w:jc w:val="both"/>
+        <w:rPr/>
+      </w:pPr>
+      <w:r>
+        <w:rPr>
+          <w:b w:val="1"/>
+          <w:bCs w:val="1"/>
+          <w:rtl w:val="0"/>
+        </w:rPr>
+        <w:t xml:space="preserve">T6 - </w:t>
+      </w:r>
+      <w:r>
+        <w:rPr>
+          <w:rtl w:val="0"/>
+        </w:rPr>
+        <w:t xml:space="preserve">implementar armazenamento de dados (usuários, serviços, produtos, agendamentos) </w:t>
+      </w:r>
+      <w:r>
+        <w:rPr>
+          <w:b w:val="1"/>
+          <w:bCs w:val="1"/>
+          <w:rtl w:val="0"/>
+        </w:rPr>
+        <w:t xml:space="preserve">RNF03 - </w:t>
+      </w:r>
+      <w:r>
+        <w:rPr>
+          <w:rtl w:val="0"/>
+        </w:rPr>
+        <w:t xml:space="preserve"> A fazer.</w:t>
+      </w:r>
+    </w:p>
+    <w:p>
+      <w:pPr>
+        <w:jc w:val="both"/>
+        <w:rPr/>
+      </w:pPr>
+      <w:r>
+        <w:rPr>
+          <w:b w:val="1"/>
+          <w:bCs w:val="1"/>
+          <w:rtl w:val="0"/>
+        </w:rPr>
+        <w:t xml:space="preserve">T7 - </w:t>
+      </w:r>
+      <w:r>
+        <w:rPr>
+          <w:rtl w:val="0"/>
+        </w:rPr>
+        <w:t xml:space="preserve">permitir recuperação dos dados e backup - </w:t>
+      </w:r>
+      <w:r>
+        <w:rPr>
+          <w:b w:val="1"/>
+          <w:bCs w:val="1"/>
+          <w:rtl w:val="0"/>
+        </w:rPr>
+        <w:t xml:space="preserve">RNF03 - </w:t>
+      </w:r>
+      <w:r>
+        <w:rPr>
+          <w:rtl w:val="0"/>
+        </w:rPr>
+        <w:t xml:space="preserve"> A fazer.</w:t>
+      </w:r>
+    </w:p>
+    <w:p>
+      <w:pPr>
+        <w:jc w:val="both"/>
+        <w:rPr/>
+      </w:pPr>
+      <w:r>
+        <w:rPr>
+          <w:b w:val="1"/>
+          <w:bCs w:val="1"/>
+          <w:rtl w:val="0"/>
+        </w:rPr>
+        <w:t xml:space="preserve">T8</w:t>
+      </w:r>
+      <w:r>
+        <w:rPr>
+          <w:rtl w:val="0"/>
+        </w:rPr>
+        <w:t xml:space="preserve"> - Verificar se as informações exibidas na agenda estão atualizadas para os clientes. </w:t>
+      </w:r>
+      <w:r>
+        <w:rPr>
+          <w:b w:val="1"/>
+          <w:bCs w:val="1"/>
+          <w:rtl w:val="0"/>
+        </w:rPr>
+        <w:t xml:space="preserve">RNF02 </w:t>
       </w:r>
       <w:r>
         <w:rPr>
@@ -2166,21 +2903,21 @@
           <w:bCs w:val="1"/>
           <w:rtl w:val="0"/>
         </w:rPr>
-        <w:t xml:space="preserve">T4 -</w:t>
-      </w:r>
-      <w:r>
-        <w:rPr>
-          <w:rtl w:val="0"/>
-        </w:rPr>
-        <w:t xml:space="preserve"> Permitir editar a quantidade dos produtos. </w:t>
-      </w:r>
-      <w:r>
-        <w:rPr>
-          <w:b w:val="1"/>
-          <w:bCs w:val="1"/>
-          <w:rtl w:val="0"/>
-        </w:rPr>
-        <w:t xml:space="preserve">US03</w:t>
+        <w:t xml:space="preserve">T9</w:t>
+      </w:r>
+      <w:r>
+        <w:rPr>
+          <w:rtl w:val="0"/>
+        </w:rPr>
+        <w:t xml:space="preserve"> - Realizar testes gerais do sistema. </w:t>
+      </w:r>
+      <w:r>
+        <w:rPr>
+          <w:b w:val="1"/>
+          <w:bCs w:val="1"/>
+          <w:rtl w:val="0"/>
+        </w:rPr>
+        <w:t xml:space="preserve">Todos</w:t>
       </w:r>
       <w:r>
         <w:rPr>
@@ -2199,21 +2936,21 @@
           <w:bCs w:val="1"/>
           <w:rtl w:val="0"/>
         </w:rPr>
-        <w:t xml:space="preserve">T5 -</w:t>
-      </w:r>
-      <w:r>
-        <w:rPr>
-          <w:rtl w:val="0"/>
-        </w:rPr>
-        <w:t xml:space="preserve"> Permitir editar informações dos produtos. </w:t>
-      </w:r>
-      <w:r>
-        <w:rPr>
-          <w:b w:val="1"/>
-          <w:bCs w:val="1"/>
-          <w:rtl w:val="0"/>
-        </w:rPr>
-        <w:t xml:space="preserve">US03</w:t>
+        <w:t xml:space="preserve">T10 </w:t>
+      </w:r>
+      <w:r>
+        <w:rPr>
+          <w:rtl w:val="0"/>
+        </w:rPr>
+        <w:t xml:space="preserve">- Corrigir erros encontrados durante os testes. </w:t>
+      </w:r>
+      <w:r>
+        <w:rPr>
+          <w:b w:val="1"/>
+          <w:bCs w:val="1"/>
+          <w:rtl w:val="0"/>
+        </w:rPr>
+        <w:t xml:space="preserve">Todos</w:t>
       </w:r>
       <w:r>
         <w:rPr>
@@ -2232,857 +2969,13 @@
           <w:bCs w:val="1"/>
           <w:rtl w:val="0"/>
         </w:rPr>
-        <w:t xml:space="preserve">T6 -</w:t>
-      </w:r>
-      <w:r>
-        <w:rPr>
-          <w:rtl w:val="0"/>
-        </w:rPr>
-        <w:t xml:space="preserve"> Exibir a quantidade disponível de cada produto. </w:t>
-      </w:r>
-      <w:r>
-        <w:rPr>
-          <w:b w:val="1"/>
-          <w:bCs w:val="1"/>
-          <w:rtl w:val="0"/>
-        </w:rPr>
-        <w:t xml:space="preserve">US03</w:t>
-      </w:r>
-      <w:r>
-        <w:rPr>
-          <w:rtl w:val="0"/>
-        </w:rPr>
-        <w:t xml:space="preserve"> - A fazer.</w:t>
-      </w:r>
-    </w:p>
-    <w:p>
-      <w:pPr>
-        <w:rPr/>
-      </w:pPr>
-      <w:r>
-        <w:rPr>
-          <w:b w:val="1"/>
-          <w:bCs w:val="1"/>
-          <w:rtl w:val="0"/>
-        </w:rPr>
-        <w:t xml:space="preserve">T7 -</w:t>
-      </w:r>
-      <w:r>
-        <w:rPr>
-          <w:rtl w:val="0"/>
-        </w:rPr>
-        <w:t xml:space="preserve"> Criar indicação de produtos com quantidade baixa ou zerada. US03 - A fazer.</w:t>
-      </w:r>
-    </w:p>
-    <w:p>
-      <w:pPr>
-        <w:rPr/>
-      </w:pPr>
-      <w:r>
-        <w:rPr>
-          <w:b w:val="1"/>
-          <w:bCs w:val="1"/>
-          <w:rtl w:val="0"/>
-        </w:rPr>
-        <w:t xml:space="preserve">T8 - </w:t>
-      </w:r>
-      <w:r>
-        <w:rPr>
-          <w:rtl w:val="0"/>
-        </w:rPr>
-        <w:t xml:space="preserve">Criar tela de histórico de serviços realizados. </w:t>
-      </w:r>
-      <w:r>
-        <w:rPr>
-          <w:b w:val="1"/>
-          <w:bCs w:val="1"/>
-          <w:rtl w:val="0"/>
-        </w:rPr>
-        <w:t xml:space="preserve">US02</w:t>
-      </w:r>
-      <w:r>
-        <w:rPr>
-          <w:rtl w:val="0"/>
-        </w:rPr>
-        <w:t xml:space="preserve"> - A fazer.</w:t>
-      </w:r>
-    </w:p>
-    <w:p>
-      <w:pPr>
-        <w:rPr/>
-      </w:pPr>
-      <w:r>
-        <w:rPr>
-          <w:b w:val="1"/>
-          <w:bCs w:val="1"/>
-          <w:rtl w:val="0"/>
-        </w:rPr>
-        <w:t xml:space="preserve">T9 -</w:t>
-      </w:r>
-      <w:r>
-        <w:rPr>
-          <w:rtl w:val="0"/>
-        </w:rPr>
-        <w:t xml:space="preserve"> Registrar o serviço realizado no histórico. </w:t>
-      </w:r>
-      <w:r>
-        <w:rPr>
-          <w:b w:val="1"/>
-          <w:bCs w:val="1"/>
-          <w:rtl w:val="0"/>
-        </w:rPr>
-        <w:t xml:space="preserve">US02 </w:t>
-      </w:r>
-      <w:r>
-        <w:rPr>
-          <w:rtl w:val="0"/>
-        </w:rPr>
-        <w:t xml:space="preserve">- A fazer.</w:t>
-      </w:r>
-    </w:p>
-    <w:p>
-      <w:pPr>
-        <w:rPr/>
-      </w:pPr>
-      <w:r>
-        <w:rPr>
-          <w:b w:val="1"/>
-          <w:bCs w:val="1"/>
-          <w:rtl w:val="0"/>
-        </w:rPr>
-        <w:t xml:space="preserve">T10 -</w:t>
-      </w:r>
-      <w:r>
-        <w:rPr>
-          <w:rtl w:val="0"/>
-        </w:rPr>
-        <w:t xml:space="preserve"> Exibir qual serviço foi realizado. </w:t>
-      </w:r>
-      <w:r>
-        <w:rPr>
-          <w:b w:val="1"/>
-          <w:bCs w:val="1"/>
-          <w:rtl w:val="0"/>
-        </w:rPr>
-        <w:t xml:space="preserve">US02</w:t>
-      </w:r>
-      <w:r>
-        <w:rPr>
-          <w:rtl w:val="0"/>
-        </w:rPr>
-        <w:t xml:space="preserve"> - A fazer.</w:t>
-      </w:r>
-    </w:p>
-    <w:p>
-      <w:pPr>
-        <w:rPr/>
-      </w:pPr>
-      <w:r>
-        <w:rPr>
-          <w:b w:val="1"/>
-          <w:bCs w:val="1"/>
-          <w:rtl w:val="0"/>
-        </w:rPr>
-        <w:t xml:space="preserve">T11 -</w:t>
-      </w:r>
-      <w:r>
-        <w:rPr>
-          <w:rtl w:val="0"/>
-        </w:rPr>
-        <w:t xml:space="preserve"> Exibir data e horário em que o serviço foi realizado. </w:t>
-      </w:r>
-      <w:r>
-        <w:rPr>
-          <w:b w:val="1"/>
-          <w:bCs w:val="1"/>
-          <w:rtl w:val="0"/>
-        </w:rPr>
-        <w:t xml:space="preserve">US02</w:t>
-      </w:r>
-      <w:r>
-        <w:rPr>
-          <w:rtl w:val="0"/>
-        </w:rPr>
-        <w:t xml:space="preserve"> - A fazer.</w:t>
-      </w:r>
-    </w:p>
-    <w:p>
-      <w:pPr>
-        <w:rPr/>
-      </w:pPr>
-      <w:r>
-        <w:rPr>
-          <w:b w:val="1"/>
-          <w:bCs w:val="1"/>
-          <w:rtl w:val="0"/>
-        </w:rPr>
-        <w:t xml:space="preserve">T12 -</w:t>
-      </w:r>
-      <w:r>
-        <w:rPr>
-          <w:rtl w:val="0"/>
-        </w:rPr>
-        <w:t xml:space="preserve"> Exibir informações do barbeiro responsável pelo serviço. </w:t>
-      </w:r>
-      <w:r>
-        <w:rPr>
-          <w:b w:val="1"/>
-          <w:bCs w:val="1"/>
-          <w:rtl w:val="0"/>
-        </w:rPr>
-        <w:t xml:space="preserve">US02</w:t>
-      </w:r>
-      <w:r>
-        <w:rPr>
-          <w:rtl w:val="0"/>
-        </w:rPr>
-        <w:t xml:space="preserve"> - A fazer.</w:t>
-      </w:r>
-    </w:p>
-    <w:p>
-      <w:pPr>
-        <w:rPr/>
-      </w:pPr>
-      <w:r>
-        <w:rPr>
-          <w:b w:val="1"/>
-          <w:bCs w:val="1"/>
-          <w:rtl w:val="0"/>
-        </w:rPr>
-        <w:t xml:space="preserve">T13 -</w:t>
-      </w:r>
-      <w:r>
-        <w:rPr>
-          <w:rtl w:val="0"/>
-        </w:rPr>
-        <w:t xml:space="preserve"> Exibir informações do cliente atendido. </w:t>
-      </w:r>
-      <w:r>
-        <w:rPr>
-          <w:b w:val="1"/>
-          <w:bCs w:val="1"/>
-          <w:rtl w:val="0"/>
-        </w:rPr>
-        <w:t xml:space="preserve">US02</w:t>
-      </w:r>
-      <w:r>
-        <w:rPr>
-          <w:rtl w:val="0"/>
-        </w:rPr>
-        <w:t xml:space="preserve"> - A fazer.</w:t>
-      </w:r>
-    </w:p>
-    <w:p>
-      <w:pPr>
-        <w:rPr>
-          <w:b w:val="1"/>
-          <w:bCs w:val="1"/>
-        </w:rPr>
-      </w:pPr>
-      <w:r>
-        <w:rPr>
-          <w:b w:val="1"/>
-          <w:bCs w:val="1"/>
-          <w:rtl w:val="0"/>
-        </w:rPr>
-        <w:t xml:space="preserve">T14 - </w:t>
-      </w:r>
-      <w:r>
-        <w:rPr>
-          <w:rtl w:val="0"/>
-        </w:rPr>
-        <w:t xml:space="preserve">Testar o estoque e o histórico de serviços. </w:t>
-      </w:r>
-      <w:r>
-        <w:rPr>
-          <w:b w:val="1"/>
-          <w:bCs w:val="1"/>
-          <w:rtl w:val="0"/>
-        </w:rPr>
-        <w:t xml:space="preserve">US02/US03</w:t>
-      </w:r>
-      <w:r>
-        <w:rPr>
-          <w:rtl w:val="0"/>
-        </w:rPr>
-        <w:t xml:space="preserve"> - A fazer.</w:t>
-      </w:r>
-      <w:r>
-        <w:rPr>
-          <w:rtl w:val="0"/>
-        </w:rPr>
-      </w:r>
-    </w:p>
-    <w:p>
-      <w:pPr>
-        <w:jc w:val="both"/>
-        <w:rPr>
-          <w:b w:val="1"/>
-          <w:bCs w:val="1"/>
-        </w:rPr>
-      </w:pPr>
-      <w:r>
-        <w:rPr>
-          <w:rtl w:val="0"/>
-        </w:rPr>
-      </w:r>
-    </w:p>
-    <w:p>
-      <w:pPr>
-        <w:ind w:firstLine="720"/>
-        <w:jc w:val="both"/>
-        <w:rPr>
-          <w:b w:val="1"/>
-          <w:bCs w:val="1"/>
-        </w:rPr>
-      </w:pPr>
-      <w:r>
-        <w:rPr>
-          <w:rtl w:val="0"/>
-        </w:rPr>
-        <w:t xml:space="preserve">Ao final da Sprint 4, o esperado é que o dono consiga cadastrar e gerenciar os produtos do estoque, visualizando suas quantidades. Também deverá ser possível visualizar o histórico dos serviços realizados, contendo informações sobre o serviço, cliente, barbeiro, data e horário do atendimento</w:t>
-      </w:r>
-      <w:r>
-        <w:rPr>
-          <w:b w:val="1"/>
-          <w:bCs w:val="1"/>
-          <w:rtl w:val="0"/>
-        </w:rPr>
-        <w:t xml:space="preserve">. </w:t>
-      </w:r>
-    </w:p>
-    <w:p>
-      <w:pPr>
-        <w:ind w:firstLine="720"/>
-        <w:jc w:val="both"/>
-        <w:rPr>
-          <w:b w:val="1"/>
-          <w:bCs w:val="1"/>
-        </w:rPr>
-      </w:pPr>
-      <w:r>
-        <w:rPr>
-          <w:rtl w:val="0"/>
-        </w:rPr>
-      </w:r>
-    </w:p>
-    <w:p>
-      <w:pPr>
-        <w:jc w:val="center"/>
-        <w:rPr>
-          <w:b w:val="1"/>
-          <w:bCs w:val="1"/>
-        </w:rPr>
-      </w:pPr>
-      <w:r>
-        <w:rPr>
-          <w:b w:val="1"/>
-          <w:bCs w:val="1"/>
-          <w:rtl w:val="0"/>
-        </w:rPr>
-        <w:t xml:space="preserve">SPRINT - 5</w:t>
-      </w:r>
-    </w:p>
-    <w:p>
-      <w:pPr>
-        <w:jc w:val="center"/>
-        <w:rPr>
-          <w:b w:val="1"/>
-          <w:bCs w:val="1"/>
-        </w:rPr>
-      </w:pPr>
-      <w:r>
-        <w:rPr>
-          <w:rtl w:val="0"/>
-        </w:rPr>
-      </w:r>
-    </w:p>
-    <w:p>
-      <w:pPr>
-        <w:jc w:val="both"/>
-        <w:rPr/>
-      </w:pPr>
-      <w:r>
-        <w:rPr>
-          <w:b w:val="1"/>
-          <w:bCs w:val="1"/>
-          <w:rtl w:val="0"/>
-        </w:rPr>
-        <w:t xml:space="preserve">US01 - </w:t>
-      </w:r>
-      <w:r>
-        <w:rPr>
-          <w:rtl w:val="0"/>
-        </w:rPr>
-        <w:t xml:space="preserve">Como dono eu quero poder gerenciar minha agenda com facilidade sem ser por whatsapp.</w:t>
-      </w:r>
-    </w:p>
-    <w:p>
-      <w:pPr>
-        <w:jc w:val="both"/>
-        <w:rPr/>
-      </w:pPr>
-      <w:r>
-        <w:rPr>
-          <w:b w:val="1"/>
-          <w:bCs w:val="1"/>
-          <w:rtl w:val="0"/>
-        </w:rPr>
-        <w:t xml:space="preserve">US02 - </w:t>
-      </w:r>
-      <w:r>
-        <w:rPr>
-          <w:rtl w:val="0"/>
-        </w:rPr>
-        <w:t xml:space="preserve">Como dono eu quero poder visualizar o histórico de serviços já realizados.</w:t>
-      </w:r>
-    </w:p>
-    <w:p>
-      <w:pPr>
-        <w:jc w:val="both"/>
-        <w:rPr/>
-      </w:pPr>
-      <w:r>
-        <w:rPr>
-          <w:b w:val="1"/>
-          <w:bCs w:val="1"/>
-          <w:rtl w:val="0"/>
-        </w:rPr>
-        <w:t xml:space="preserve">US03 - </w:t>
-      </w:r>
-      <w:r>
-        <w:rPr>
-          <w:rtl w:val="0"/>
-        </w:rPr>
-        <w:t xml:space="preserve">Como dono eu quero aproveitar o sistema para poder visualizar meu estoque de produtos, algo simples apenas a quantidade que tem para saber o que está faltando.</w:t>
-      </w:r>
-    </w:p>
-    <w:p>
-      <w:pPr>
-        <w:rPr/>
-      </w:pPr>
-      <w:r>
-        <w:rPr>
-          <w:b w:val="1"/>
-          <w:bCs w:val="1"/>
-          <w:rtl w:val="0"/>
-        </w:rPr>
-        <w:t xml:space="preserve">US05 - </w:t>
-      </w:r>
-      <w:r>
-        <w:rPr>
-          <w:rtl w:val="0"/>
-        </w:rPr>
-        <w:t xml:space="preserve">Como cliente eu quero poder me cadastrar para poder manter meus dados salvos.</w:t>
-      </w:r>
-    </w:p>
-    <w:p>
-      <w:pPr>
-        <w:rPr/>
-      </w:pPr>
-      <w:r>
-        <w:rPr>
-          <w:b w:val="1"/>
-          <w:bCs w:val="1"/>
-          <w:rtl w:val="0"/>
-        </w:rPr>
-        <w:t xml:space="preserve">US06 - </w:t>
-      </w:r>
-      <w:r>
-        <w:rPr>
-          <w:rtl w:val="0"/>
-        </w:rPr>
-        <w:t xml:space="preserve">Como cliente eu quero poder visualizar as datas e horários disponíveis para agendamento para eu poder me programar.</w:t>
-      </w:r>
-    </w:p>
-    <w:p>
-      <w:pPr>
-        <w:rPr/>
-      </w:pPr>
-      <w:r>
-        <w:rPr>
-          <w:b w:val="1"/>
-          <w:bCs w:val="1"/>
-          <w:rtl w:val="0"/>
-        </w:rPr>
-        <w:t xml:space="preserve">US07  - </w:t>
-      </w:r>
-      <w:r>
-        <w:rPr>
-          <w:rtl w:val="0"/>
-        </w:rPr>
-        <w:t xml:space="preserve">Como cliente eu quero poder marcar para cortar meu cabelo com praticidade assim como desmarcar também.</w:t>
-      </w:r>
-    </w:p>
-    <w:p>
-      <w:pPr>
-        <w:jc w:val="both"/>
-        <w:rPr>
-          <w:b w:val="1"/>
-          <w:bCs w:val="1"/>
-        </w:rPr>
-      </w:pPr>
-      <w:r>
-        <w:rPr>
-          <w:rtl w:val="0"/>
-        </w:rPr>
-      </w:r>
-    </w:p>
-    <w:p>
-      <w:pPr>
-        <w:jc w:val="both"/>
-        <w:rPr/>
-      </w:pPr>
-      <w:r>
-        <w:rPr>
-          <w:b w:val="1"/>
-          <w:bCs w:val="1"/>
-          <w:rtl w:val="0"/>
-        </w:rPr>
-        <w:t xml:space="preserve">T1 - </w:t>
-      </w:r>
-      <w:r>
-        <w:rPr>
-          <w:rtl w:val="0"/>
-        </w:rPr>
-        <w:t xml:space="preserve">controle de acesso dono e cliente. </w:t>
-      </w:r>
-      <w:r>
-        <w:rPr>
-          <w:b w:val="1"/>
-          <w:bCs w:val="1"/>
-          <w:rtl w:val="0"/>
-        </w:rPr>
-        <w:t xml:space="preserve">US01/US05 </w:t>
-      </w:r>
-      <w:r>
-        <w:rPr>
-          <w:rtl w:val="0"/>
-        </w:rPr>
-        <w:t xml:space="preserve">- A fazer.</w:t>
-      </w:r>
-    </w:p>
-    <w:p>
-      <w:pPr>
-        <w:jc w:val="both"/>
-        <w:rPr/>
-      </w:pPr>
-      <w:r>
-        <w:rPr>
-          <w:b w:val="1"/>
-          <w:bCs w:val="1"/>
-          <w:rtl w:val="0"/>
-        </w:rPr>
-        <w:t xml:space="preserve">T2 - </w:t>
-      </w:r>
-      <w:r>
-        <w:rPr>
-          <w:rtl w:val="0"/>
-        </w:rPr>
-        <w:t xml:space="preserve">impedir que clientes acessem funções do dono. </w:t>
-      </w:r>
-      <w:r>
-        <w:rPr>
-          <w:b w:val="1"/>
-          <w:bCs w:val="1"/>
-          <w:rtl w:val="0"/>
-        </w:rPr>
-        <w:t xml:space="preserve">US01 </w:t>
-      </w:r>
-      <w:r>
-        <w:rPr>
-          <w:rtl w:val="0"/>
-        </w:rPr>
-        <w:t xml:space="preserve">- A fazer.</w:t>
-      </w:r>
-    </w:p>
-    <w:p>
-      <w:pPr>
-        <w:jc w:val="both"/>
-        <w:rPr/>
-      </w:pPr>
-      <w:r>
-        <w:rPr>
-          <w:b w:val="1"/>
-          <w:bCs w:val="1"/>
-          <w:rtl w:val="0"/>
-        </w:rPr>
-        <w:t xml:space="preserve">T3 - </w:t>
-      </w:r>
-      <w:r>
-        <w:rPr>
-          <w:rtl w:val="0"/>
-        </w:rPr>
-        <w:t xml:space="preserve">exigir login para acessar as funcionalidades do sistema. </w:t>
-      </w:r>
-      <w:r>
-        <w:rPr>
-          <w:b w:val="1"/>
-          <w:bCs w:val="1"/>
-          <w:rtl w:val="0"/>
-        </w:rPr>
-        <w:t xml:space="preserve">US01/US05 - </w:t>
-      </w:r>
-      <w:r>
-        <w:rPr>
-          <w:rtl w:val="0"/>
-        </w:rPr>
-        <w:t xml:space="preserve">A fazer.</w:t>
-      </w:r>
-    </w:p>
-    <w:p>
-      <w:pPr>
-        <w:jc w:val="both"/>
-        <w:rPr/>
-      </w:pPr>
-      <w:r>
-        <w:rPr>
-          <w:b w:val="1"/>
-          <w:bCs w:val="1"/>
-          <w:rtl w:val="0"/>
-        </w:rPr>
-        <w:t xml:space="preserve">T4 - </w:t>
-      </w:r>
-      <w:r>
-        <w:rPr>
-          <w:rtl w:val="0"/>
-        </w:rPr>
-        <w:t xml:space="preserve">garantir que o clientes só possa editar os seus próprios dados. </w:t>
-      </w:r>
-      <w:r>
-        <w:rPr>
-          <w:b w:val="1"/>
-          <w:bCs w:val="1"/>
-          <w:rtl w:val="0"/>
-        </w:rPr>
-        <w:t xml:space="preserve">US05 - </w:t>
-      </w:r>
-      <w:r>
-        <w:rPr>
-          <w:rtl w:val="0"/>
-        </w:rPr>
-        <w:t xml:space="preserve"> A fazer.</w:t>
-      </w:r>
-    </w:p>
-    <w:p>
-      <w:pPr>
-        <w:jc w:val="both"/>
-        <w:rPr/>
-      </w:pPr>
-      <w:r>
-        <w:rPr>
-          <w:b w:val="1"/>
-          <w:bCs w:val="1"/>
-          <w:rtl w:val="0"/>
-        </w:rPr>
-        <w:t xml:space="preserve">T5 - </w:t>
-      </w:r>
-      <w:r>
-        <w:rPr>
-          <w:rtl w:val="0"/>
-        </w:rPr>
-        <w:t xml:space="preserve">garantir que o cliente só possa cancelar seus próprios agendamentos. </w:t>
-      </w:r>
-      <w:r>
-        <w:rPr>
-          <w:b w:val="1"/>
-          <w:bCs w:val="1"/>
-          <w:rtl w:val="0"/>
-        </w:rPr>
-        <w:t xml:space="preserve">US07 - </w:t>
-      </w:r>
-      <w:r>
-        <w:rPr>
-          <w:rtl w:val="0"/>
-        </w:rPr>
-        <w:t xml:space="preserve">A fazer.</w:t>
-      </w:r>
-    </w:p>
-    <w:p>
-      <w:pPr>
-        <w:jc w:val="both"/>
-        <w:rPr/>
-      </w:pPr>
-      <w:r>
-        <w:rPr>
-          <w:b w:val="1"/>
-          <w:bCs w:val="1"/>
-          <w:rtl w:val="0"/>
-        </w:rPr>
-        <w:t xml:space="preserve">T6 - </w:t>
-      </w:r>
-      <w:r>
-        <w:rPr>
-          <w:rtl w:val="0"/>
-        </w:rPr>
-        <w:t xml:space="preserve">implementar armazenamento de dados (usuários, serviços, produtos, agendamentos) </w:t>
-      </w:r>
-      <w:r>
-        <w:rPr>
-          <w:b w:val="1"/>
-          <w:bCs w:val="1"/>
-          <w:rtl w:val="0"/>
-        </w:rPr>
-        <w:t xml:space="preserve">RNF03 - </w:t>
-      </w:r>
-      <w:r>
-        <w:rPr>
-          <w:rtl w:val="0"/>
-        </w:rPr>
-        <w:t xml:space="preserve"> A fazer.</w:t>
-      </w:r>
-    </w:p>
-    <w:p>
-      <w:pPr>
-        <w:jc w:val="both"/>
-        <w:rPr/>
-      </w:pPr>
-      <w:r>
-        <w:rPr>
-          <w:b w:val="1"/>
-          <w:bCs w:val="1"/>
-          <w:rtl w:val="0"/>
-        </w:rPr>
-        <w:t xml:space="preserve">T7 - </w:t>
-      </w:r>
-      <w:r>
-        <w:rPr>
-          <w:rtl w:val="0"/>
-        </w:rPr>
-        <w:t xml:space="preserve">permitir recuperação dos dados e backup - </w:t>
-      </w:r>
-      <w:r>
-        <w:rPr>
-          <w:b w:val="1"/>
-          <w:bCs w:val="1"/>
-          <w:rtl w:val="0"/>
-        </w:rPr>
-        <w:t xml:space="preserve">RNF03 - </w:t>
-      </w:r>
-      <w:r>
-        <w:rPr>
-          <w:rtl w:val="0"/>
-        </w:rPr>
-        <w:t xml:space="preserve"> A fazer.</w:t>
-      </w:r>
-    </w:p>
-    <w:p>
-      <w:pPr>
-        <w:jc w:val="both"/>
-        <w:rPr/>
-      </w:pPr>
-      <w:r>
-        <w:rPr>
-          <w:b w:val="1"/>
-          <w:bCs w:val="1"/>
-          <w:rtl w:val="0"/>
-        </w:rPr>
-        <w:t xml:space="preserve">T8</w:t>
-      </w:r>
-      <w:r>
-        <w:rPr>
-          <w:rtl w:val="0"/>
-        </w:rPr>
-        <w:t xml:space="preserve"> - Verificar se as informações exibidas na agenda estão atualizadas para os clientes. </w:t>
-      </w:r>
-      <w:r>
-        <w:rPr>
-          <w:b w:val="1"/>
-          <w:bCs w:val="1"/>
-          <w:rtl w:val="0"/>
-        </w:rPr>
-        <w:t xml:space="preserve">RNF02 </w:t>
-      </w:r>
-      <w:r>
-        <w:rPr>
-          <w:rtl w:val="0"/>
-        </w:rPr>
-        <w:t xml:space="preserve">- A fazer.</w:t>
-      </w:r>
-    </w:p>
-    <w:p>
-      <w:pPr>
-        <w:rPr/>
-      </w:pPr>
-      <w:r>
-        <w:rPr>
-          <w:b w:val="1"/>
-          <w:bCs w:val="1"/>
-          <w:rtl w:val="0"/>
-        </w:rPr>
-        <w:t xml:space="preserve">T9</w:t>
-      </w:r>
-      <w:r>
-        <w:rPr>
-          <w:rtl w:val="0"/>
-        </w:rPr>
-        <w:t xml:space="preserve"> - Realizar testes gerais do sistema. </w:t>
-      </w:r>
-      <w:r>
-        <w:rPr>
-          <w:b w:val="1"/>
-          <w:bCs w:val="1"/>
-          <w:rtl w:val="0"/>
-        </w:rPr>
-        <w:t xml:space="preserve">Todos</w:t>
-      </w:r>
-      <w:r>
-        <w:rPr>
-          <w:rtl w:val="0"/>
-        </w:rPr>
-        <w:t xml:space="preserve"> - A fazer.</w:t>
-      </w:r>
-    </w:p>
-    <w:p>
-      <w:pPr>
-        <w:rPr/>
-      </w:pPr>
-      <w:r>
-        <w:rPr>
-          <w:b w:val="1"/>
-          <w:bCs w:val="1"/>
-          <w:rtl w:val="0"/>
-        </w:rPr>
-        <w:t xml:space="preserve">T10 </w:t>
-      </w:r>
-      <w:r>
-        <w:rPr>
-          <w:rtl w:val="0"/>
-        </w:rPr>
-        <w:t xml:space="preserve">- Corrigir erros encontrados durante os testes. </w:t>
-      </w:r>
-      <w:r>
-        <w:rPr>
-          <w:b w:val="1"/>
-          <w:bCs w:val="1"/>
-          <w:rtl w:val="0"/>
-        </w:rPr>
-        <w:t xml:space="preserve">Todos</w:t>
-      </w:r>
-      <w:r>
-        <w:rPr>
-          <w:rtl w:val="0"/>
-        </w:rPr>
-        <w:t xml:space="preserve"> - A fazer.</w:t>
-      </w:r>
-    </w:p>
-    <w:p>
-      <w:pPr>
-        <w:rPr/>
-      </w:pPr>
-      <w:r>
-        <w:rPr>
-          <w:b w:val="1"/>
-          <w:bCs w:val="1"/>
-          <w:rtl w:val="0"/>
-        </w:rPr>
         <w:t xml:space="preserve">T11</w:t>
       </w:r>
       <w:r>
         <w:rPr>
           <w:rtl w:val="0"/>
         </w:rPr>
-        <w:t xml:space="preserve"> - Testar cadastro, login, agenda, agendamento, cancelamento, serviços, estoque e histórico. </w:t>
+        <w:t xml:space="preserve"> - Testar cadastro, login, agenda, agendamento, cancelamento, serviços e histórico. </w:t>
       </w:r>
       <w:r>
         <w:rPr>
